--- a/docs/HRMS Deliverables to Development Phase/PrimeSoft_HRMS_FS_M01_Employee_Master_v1_8-3_FINAL.docx
+++ b/docs/HRMS Deliverables to Development Phase/PrimeSoft_HRMS_FS_M01_Employee_Master_v1_8-3_FINAL.docx
@@ -383,7 +383,7 @@
       </w:r>
       <w:r>
         <w:rPr/>
-        <w:t xml:space="preserve"> (direct + indirect reportees) for L1–L5 + HOD (§2.18). DM-ENG01–15 ratified as closed-by-configuration. (OPEN-FS-M01-06)</w:t>
+        <w:t xml:space="preserve"> (direct + indirect reportees) for L1–L5 + HOD (§2.18). DM-ENPS01–15 ratified as closed-by-configuration. (OPEN-FS-M01-06)</w:t>
       </w:r>
       <w:bookmarkEnd w:id="0"/>
       <w:bookmarkEnd w:id="1"/>
@@ -8153,7 +8153,7 @@
                 <w:szCs w:val="24"/>
                 <w:lang w:val="en-US" w:eastAsia="en-US" w:bidi="ar-SA"/>
               </w:rPr>
-              <w:t>Masked to last 4; Edit routes to L2 workflow (DM-ENG06)</w:t>
+              <w:t>Masked to last 4; Edit routes to L2 workflow (DM-ENPS06)</w:t>
             </w:r>
           </w:p>
         </w:tc>
@@ -16008,7 +16008,7 @@
       </w:r>
       <w:r>
         <w:rPr/>
-        <w:t>** states. **Edits to Tier-1 IDs route through the sensitive-change workflow (DM-ENG06; §2.14). ESIC edge: gross &gt; ₹21,000 reverts ESIC flag to Not applicable with audit note + HR alert (FR-M01-019 edge). PF cap ₹15,000 statutory (Org Admin config). bank-entry verifies via penny-drop before commit (per prototype).</w:t>
+        <w:t>** states. **Edits to Tier-1 IDs route through the sensitive-change workflow (DM-ENPS06; §2.14). ESIC edge: gross &gt; ₹21,000 reverts ESIC flag to Not applicable with audit note + HR alert (FR-M01-019 edge). PF cap ₹15,000 statutory (Org Admin config). bank-entry verifies via penny-drop before commit (per prototype).</w:t>
       </w:r>
       <w:bookmarkEnd w:id="13"/>
     </w:p>
@@ -20491,7 +20491,7 @@
       </w:r>
       <w:r>
         <w:rPr/>
-        <w:t xml:space="preserve"> Satisfies FR-M01-003 + DM-ENG06 · statutory_identities §4.4.5; bank_details §4.4.14 · PATCH /employees/{id} (202 workflow) §4 · notifications SENSITIVE_FIELD_CHANGE_* §9.6 · Prototype: sensitive-changes (labelled FR-M01-008 in prototype — see OPEN-FS-M01-02)</w:t>
+        <w:t xml:space="preserve"> Satisfies FR-M01-003 + DM-ENPS06 · statutory_identities §4.4.5; bank_details §4.4.14 · PATCH /employees/{id} (202 workflow) §4 · notifications SENSITIVE_FIELD_CHANGE_* §9.6 · Prototype: sensitive-changes (labelled FR-M01-008 in prototype — see OPEN-FS-M01-02)</w:t>
       </w:r>
     </w:p>
     <w:p>
@@ -21220,7 +21220,7 @@
       </w:r>
       <w:r>
         <w:rPr/>
-        <w:t>** states. **Dry run mandatory before live load; per-record validation report exportable. Idempotent on source id — reruns skip already-loaded rows. Wave-1 gate: &lt; 0.5% failure (DM-ENG09) aborts the load above threshold. Sensitive fields (PAN/Aadhaar/Bank) cannot be bulk-updated post-migration (FR-M01-006 rule). Throughput target 10,000 rec/hr (referenced, BRD).</w:t>
+        <w:t>** states. **Dry run mandatory before live load; per-record validation report exportable. Idempotent on source id — reruns skip already-loaded rows. Wave-1 gate: &lt; 0.5% failure (DM-ENPS09) aborts the load above threshold. Sensitive fields (PAN/Aadhaar/Bank) cannot be bulk-updated post-migration (FR-M01-006 rule). Throughput target 10,000 rec/hr (referenced, BRD).</w:t>
       </w:r>
       <w:bookmarkEnd w:id="19"/>
     </w:p>
@@ -21249,7 +21249,7 @@
       </w:r>
       <w:r>
         <w:rPr/>
-        <w:t xml:space="preserve"> Satisfies FR-M01-004 (Absconded state) + DM-ENG13 · trigger M05 7-day rule (§8.1) · Prototype: absconding (labelled FR-M03-006 in prototype — cross-module surface)</w:t>
+        <w:t xml:space="preserve"> Satisfies FR-M01-004 (Absconded state) + DM-ENPS13 · trigger M05 7-day rule (§8.1) · Prototype: absconding (labelled FR-M03-006 in prototype — cross-module surface)</w:t>
       </w:r>
     </w:p>
     <w:p>
@@ -21266,7 +21266,7 @@
       </w:r>
       <w:r>
         <w:rPr/>
-        <w:t xml:space="preserve"> Lists employees auto-absent for 7+ consecutive calendar days (M05 trigger). HR Admin can Send notice or Initiate absconding; flag persists until HR Admin clears it (reason, audit-logged) or converts to M03 separation (DM-ENG13). Not a terminal state.</w:t>
+        <w:t xml:space="preserve"> Lists employees auto-absent for 7+ consecutive calendar days (M05 trigger). HR Admin can Send notice or Initiate absconding; flag persists until HR Admin clears it (reason, audit-logged) or converts to M03 separation (DM-ENPS13). Not a terminal state.</w:t>
       </w:r>
     </w:p>
     <w:p>
@@ -23955,7 +23955,7 @@
       </w:pPr>
       <w:r>
         <w:rPr/>
-        <w:t>Inventory: §6.4.1 · example §6.5.4. Non-versioned fields overwrite in place; sensitive Tier-1/2 fields route to the HR approval workflow (DM-ENG06).</w:t>
+        <w:t>Inventory: §6.4.1 · example §6.5.4. Non-versioned fields overwrite in place; sensitive Tier-1/2 fields route to the HR approval workflow (DM-ENPS06).</w:t>
       </w:r>
     </w:p>
     <w:p>
@@ -24105,7 +24105,7 @@
       <w:bookmarkStart w:id="43" w:name="X5634188de0cc268b8be3101cb1d6619446d5715"/>
       <w:r>
         <w:rPr/>
-        <w:t>Auth: Platform Super Admin. Implements FR-M01-006. Powers §2.15. Request (multipart): { entity, mode (DRY_RUN|COMMIT|PARTIAL), file (CSV|JSON) } Idempotent on darwinbox_source_id / operation_request_id (§4.1) — reruns skip loaded rows. Response 200: { operation_id, total, succeeded, skipped, failed, per_record: [{ row, status, error_code? }], dry_run: bool } Gate: aborts if failure_rate ≥ 0.5% (DM-ENG09). Sensitive fields blocked post-migration. Errors: 422 threshold breach (load aborted) · 409 per-row uniqueness (reported, load continues)</w:t>
+        <w:t>Auth: Platform Super Admin. Implements FR-M01-006. Powers §2.15. Request (multipart): { entity, mode (DRY_RUN|COMMIT|PARTIAL), file (CSV|JSON) } Idempotent on darwinbox_source_id / operation_request_id (§4.1) — reruns skip loaded rows. Response 200: { operation_id, total, succeeded, skipped, failed, per_record: [{ row, status, error_code? }], dry_run: bool } Gate: aborts if failure_rate ≥ 0.5% (DM-ENPS09). Sensitive fields blocked post-migration. Errors: 422 threshold breach (load aborted) · 409 per-row uniqueness (reported, load continues)</w:t>
       </w:r>
       <w:bookmarkEnd w:id="42"/>
       <w:bookmarkEnd w:id="43"/>
@@ -25849,7 +25849,7 @@
                 <w:szCs w:val="24"/>
                 <w:lang w:val="en-US" w:eastAsia="en-US" w:bidi="ar-SA"/>
               </w:rPr>
-              <w:t>≤ 10 dependents per employee (tenant-configurable, DM-ENG12)</w:t>
+              <w:t>≤ 10 dependents per employee (tenant-configurable, DM-ENPS12)</w:t>
             </w:r>
           </w:p>
         </w:tc>
@@ -31592,7 +31592,7 @@
                 <w:szCs w:val="24"/>
                 <w:lang w:val="en-US" w:eastAsia="en-US" w:bidi="ar-SA"/>
               </w:rPr>
-              <w:t>DM-ENG13</w:t>
+              <w:t>DM-ENPS13</w:t>
             </w:r>
           </w:p>
         </w:tc>
@@ -33059,7 +33059,7 @@
                 <w:szCs w:val="24"/>
                 <w:lang w:val="en-US" w:eastAsia="en-US" w:bidi="ar-SA"/>
               </w:rPr>
-              <w:t>RESOLVED — cross-module: M01 owns the state + flag-clear (FR-M01-004/DM-ENG13), M05 detection trigger, M03 conversion. Prototype tagged FR-M01-004 · FR-M03-006.</w:t>
+              <w:t>RESOLVED — cross-module: M01 owns the state + flag-clear (FR-M01-004/DM-ENPS13), M05 detection trigger, M03 conversion. Prototype tagged FR-M01-004 · FR-M03-006.</w:t>
             </w:r>
           </w:p>
         </w:tc>
@@ -33157,7 +33157,7 @@
                 <w:szCs w:val="24"/>
                 <w:lang w:val="en-US" w:eastAsia="en-US" w:bidi="ar-SA"/>
               </w:rPr>
-              <w:t>No flat direct+indirect reportee roster for L2–L5; DM-ENG01–15 marked OPEN.</w:t>
+              <w:t>No flat direct+indirect reportee roster for L2–L5; DM-ENPS01–15 marked OPEN.</w:t>
             </w:r>
           </w:p>
         </w:tc>
@@ -33219,7 +33219,7 @@
                 <w:szCs w:val="24"/>
                 <w:lang w:val="en-US" w:eastAsia="en-US" w:bidi="ar-SA"/>
               </w:rPr>
-              <w:t>RESOLVED — new My organisation roster (§2.18) for L1–L5 + HOD with direct/indirect toggle; HOD roster gains reporting-chain toggle. DM-ENG01–15 ratified as closed-by-configuration.</w:t>
+              <w:t>RESOLVED — new My organisation roster (§2.18) for L1–L5 + HOD with direct/indirect toggle; HOD roster gains reporting-chain toggle. DM-ENPS01–15 ratified as closed-by-configuration.</w:t>
             </w:r>
           </w:p>
         </w:tc>
@@ -33754,7 +33754,7 @@
                 <w:szCs w:val="24"/>
                 <w:lang w:val="en-US" w:eastAsia="en-US" w:bidi="ar-SA"/>
               </w:rPr>
-              <w:t>Replays staged rows with effective_date ≤ today; re-runnable (DM-ENG05 catch-up)</w:t>
+              <w:t>Replays staged rows with effective_date ≤ today; re-runnable (DM-ENPS05 catch-up)</w:t>
             </w:r>
           </w:p>
         </w:tc>
@@ -40123,7 +40123,7 @@
                 <w:szCs w:val="24"/>
                 <w:lang w:val="en-US" w:eastAsia="en-US" w:bidi="ar-SA"/>
               </w:rPr>
-              <w:t>M01-003 (DM-ENG06)</w:t>
+              <w:t>M01-003 (DM-ENPS06)</w:t>
             </w:r>
           </w:p>
         </w:tc>
@@ -40439,7 +40439,7 @@
                 <w:szCs w:val="24"/>
                 <w:lang w:val="en-US" w:eastAsia="en-US" w:bidi="ar-SA"/>
               </w:rPr>
-              <w:t>M01-004 (DM-ENG13)</w:t>
+              <w:t>M01-004 (DM-ENPS13)</w:t>
             </w:r>
           </w:p>
         </w:tc>
@@ -41709,6 +41709,8 @@
       <w:bookmarkEnd w:id="67"/>
     </w:p>
     <w:sectPr>
+      <w:headerReference w:type="default" r:id="rId7"/>
+      <w:footerReference w:type="default" r:id="rId8"/>
       <w:footnotePr>
         <w:numFmt w:val="decimal"/>
       </w:footnotePr>
@@ -41722,6 +41724,16 @@
     </w:sectPr>
   </w:body>
 </w:document>
+</file>
+
+<file path=word/footer1.xml><?xml version="1.0" encoding="utf-8"?>
+<w:ftr xmlns:m="http://schemas.openxmlformats.org/officeDocument/2006/math" xmlns:mc="http://schemas.openxmlformats.org/markup-compatibility/2006" xmlns:mo="http://schemas.microsoft.com/office/mac/office/2008/main" xmlns:mv="urn:schemas-microsoft-com:mac:vml" xmlns:o="urn:schemas-microsoft-com:office:office" xmlns:r="http://schemas.openxmlformats.org/officeDocument/2006/relationships" xmlns:v="urn:schemas-microsoft-com:vml" xmlns:w10="urn:schemas-microsoft-com:office:word" xmlns:w14="http://schemas.microsoft.com/office/word/2010/wordml" xmlns:w="http://schemas.openxmlformats.org/wordprocessingml/2006/main" xmlns:wne="http://schemas.microsoft.com/office/word/2006/wordml" xmlns:wp14="http://schemas.microsoft.com/office/word/2010/wordprocessingDrawing" xmlns:wp="http://schemas.openxmlformats.org/drawingml/2006/wordprocessingDrawing" xmlns:wpc="http://schemas.microsoft.com/office/word/2010/wordprocessingCanvas" xmlns:wpg="http://schemas.microsoft.com/office/word/2010/wordprocessingGroup" xmlns:wpi="http://schemas.microsoft.com/office/word/2010/wordprocessingInk" xmlns:wps="http://schemas.microsoft.com/office/word/2010/wordprocessingShape" mc:Ignorable="w14 wp14">
+  <w:p>
+    <w:pPr>
+      <w:pStyle w:val="Footer"/>
+    </w:pPr>
+  </w:p>
+</w:ftr>
 </file>
 
 <file path=word/footnotes.xml><?xml version="1.0" encoding="utf-8"?>
@@ -41797,6 +41809,16 @@
     </w:p>
   </w:footnote>
 </w:footnotes>
+</file>
+
+<file path=word/header1.xml><?xml version="1.0" encoding="utf-8"?>
+<w:hdr xmlns:m="http://schemas.openxmlformats.org/officeDocument/2006/math" xmlns:mc="http://schemas.openxmlformats.org/markup-compatibility/2006" xmlns:mo="http://schemas.microsoft.com/office/mac/office/2008/main" xmlns:mv="urn:schemas-microsoft-com:mac:vml" xmlns:o="urn:schemas-microsoft-com:office:office" xmlns:r="http://schemas.openxmlformats.org/officeDocument/2006/relationships" xmlns:v="urn:schemas-microsoft-com:vml" xmlns:w10="urn:schemas-microsoft-com:office:word" xmlns:w14="http://schemas.microsoft.com/office/word/2010/wordml" xmlns:w="http://schemas.openxmlformats.org/wordprocessingml/2006/main" xmlns:wne="http://schemas.microsoft.com/office/word/2006/wordml" xmlns:wp14="http://schemas.microsoft.com/office/word/2010/wordprocessingDrawing" xmlns:wp="http://schemas.openxmlformats.org/drawingml/2006/wordprocessingDrawing" xmlns:wpc="http://schemas.microsoft.com/office/word/2010/wordprocessingCanvas" xmlns:wpg="http://schemas.microsoft.com/office/word/2010/wordprocessingGroup" xmlns:wpi="http://schemas.microsoft.com/office/word/2010/wordprocessingInk" xmlns:wps="http://schemas.microsoft.com/office/word/2010/wordprocessingShape" mc:Ignorable="w14 wp14">
+  <w:p>
+    <w:pPr>
+      <w:pStyle w:val="Header"/>
+    </w:pPr>
+  </w:p>
+</w:hdr>
 </file>
 
 <file path=word/numbering.xml><?xml version="1.0" encoding="utf-8"?>
